--- a/data/outputs/v2/Physics/SS1.1_Pressure/Physics_Pressure_FinalExplanation_TeacherKey.docx
+++ b/data/outputs/v2/Physics/SS1.1_Pressure/Physics_Pressure_FinalExplanation_TeacherKey.docx
@@ -1826,7 +1826,7 @@
         </w:rPr>
         <w:t xml:space="preserve">© 2026 SeaVuria and ARES. This work is licensed under a </w:t>
       </w:r>
-      <w:hyperlink w:history="1" r:id="rIdrk_czhad_bqwxgvb9mz_d">
+      <w:hyperlink w:history="1" r:id="rIdlrc2kejdbilggu0kndoip">
         <w:r>
           <w:rPr>
             <w:rFonts w:ascii="Arial" w:cs="Arial" w:eastAsia="Arial" w:hAnsi="Arial"/>
@@ -1846,7 +1846,7 @@
         </w:rPr>
         <w:t xml:space="preserve"> (</w:t>
       </w:r>
-      <w:hyperlink w:history="1" r:id="rIdx0lh7mqtm8nmspbe_xap-">
+      <w:hyperlink w:history="1" r:id="rIdus62zk6qiptpmccggvtpr">
         <w:r>
           <w:rPr>
             <w:rFonts w:ascii="Arial" w:cs="Arial" w:eastAsia="Arial" w:hAnsi="Arial"/>
@@ -1866,7 +1866,7 @@
         </w:rPr>
         <w:t xml:space="preserve">). To view a copy of this license, visit </w:t>
       </w:r>
-      <w:hyperlink w:history="1" r:id="rIdb4s_hu7u6dbs8u1krytrr">
+      <w:hyperlink w:history="1" r:id="rIdew3nyxdae7tr3z6epshx2">
         <w:r>
           <w:rPr>
             <w:rFonts w:ascii="Arial" w:cs="Arial" w:eastAsia="Arial" w:hAnsi="Arial"/>

--- a/data/outputs/v2/Physics/SS1.1_Pressure/Physics_Pressure_FinalExplanation_TeacherKey.docx
+++ b/data/outputs/v2/Physics/SS1.1_Pressure/Physics_Pressure_FinalExplanation_TeacherKey.docx
@@ -1826,7 +1826,7 @@
         </w:rPr>
         <w:t xml:space="preserve">© 2026 SeaVuria and ARES. This work is licensed under a </w:t>
       </w:r>
-      <w:hyperlink w:history="1" r:id="rIdlrc2kejdbilggu0kndoip">
+      <w:hyperlink w:history="1" r:id="rIdwrwfmwp2buien-x4wc16b">
         <w:r>
           <w:rPr>
             <w:rFonts w:ascii="Arial" w:cs="Arial" w:eastAsia="Arial" w:hAnsi="Arial"/>
@@ -1846,7 +1846,7 @@
         </w:rPr>
         <w:t xml:space="preserve"> (</w:t>
       </w:r>
-      <w:hyperlink w:history="1" r:id="rIdus62zk6qiptpmccggvtpr">
+      <w:hyperlink w:history="1" r:id="rIdvgw1xkctjqzzvtqwa-b2l">
         <w:r>
           <w:rPr>
             <w:rFonts w:ascii="Arial" w:cs="Arial" w:eastAsia="Arial" w:hAnsi="Arial"/>
@@ -1866,7 +1866,7 @@
         </w:rPr>
         <w:t xml:space="preserve">). To view a copy of this license, visit </w:t>
       </w:r>
-      <w:hyperlink w:history="1" r:id="rIdew3nyxdae7tr3z6epshx2">
+      <w:hyperlink w:history="1" r:id="rIdj0ocm4o__h9y6bjcqgglr">
         <w:r>
           <w:rPr>
             <w:rFonts w:ascii="Arial" w:cs="Arial" w:eastAsia="Arial" w:hAnsi="Arial"/>

--- a/data/outputs/v2/Physics/SS1.1_Pressure/Physics_Pressure_FinalExplanation_TeacherKey.docx
+++ b/data/outputs/v2/Physics/SS1.1_Pressure/Physics_Pressure_FinalExplanation_TeacherKey.docx
@@ -1826,7 +1826,7 @@
         </w:rPr>
         <w:t xml:space="preserve">© 2026 SeaVuria and ARES. This work is licensed under a </w:t>
       </w:r>
-      <w:hyperlink w:history="1" r:id="rIdwrwfmwp2buien-x4wc16b">
+      <w:hyperlink w:history="1" r:id="rIdtz-jtfjux0ojq6hereozu">
         <w:r>
           <w:rPr>
             <w:rFonts w:ascii="Arial" w:cs="Arial" w:eastAsia="Arial" w:hAnsi="Arial"/>
@@ -1846,7 +1846,7 @@
         </w:rPr>
         <w:t xml:space="preserve"> (</w:t>
       </w:r>
-      <w:hyperlink w:history="1" r:id="rIdvgw1xkctjqzzvtqwa-b2l">
+      <w:hyperlink w:history="1" r:id="rId6mhl4-cbt8qcwd4qluauj">
         <w:r>
           <w:rPr>
             <w:rFonts w:ascii="Arial" w:cs="Arial" w:eastAsia="Arial" w:hAnsi="Arial"/>
@@ -1866,7 +1866,7 @@
         </w:rPr>
         <w:t xml:space="preserve">). To view a copy of this license, visit </w:t>
       </w:r>
-      <w:hyperlink w:history="1" r:id="rIdj0ocm4o__h9y6bjcqgglr">
+      <w:hyperlink w:history="1" r:id="rIdzcnyusopsjo3syrrmymnt">
         <w:r>
           <w:rPr>
             <w:rFonts w:ascii="Arial" w:cs="Arial" w:eastAsia="Arial" w:hAnsi="Arial"/>

--- a/data/outputs/v2/Physics/SS1.1_Pressure/Physics_Pressure_FinalExplanation_TeacherKey.docx
+++ b/data/outputs/v2/Physics/SS1.1_Pressure/Physics_Pressure_FinalExplanation_TeacherKey.docx
@@ -95,7 +95,7 @@
                 <w:sz w:val="22"/>
                 <w:szCs w:val="22"/>
               </w:rPr>
-              <w:t xml:space="preserve">FINAL EXPLANATION: PHYSICS GRADE 10 - PRESSURE</w:t>
+              <w:t xml:space="preserve">FINAL EXPLANATION: PHYSICS GRADE 10 - 1.1 PRESSURE: FINAL EXPLANATION</w:t>
             </w:r>
           </w:p>
         </w:tc>
@@ -224,7 +224,7 @@
                 <w:sz w:val="18"/>
                 <w:szCs w:val="18"/>
               </w:rPr>
-              <w:t xml:space="preserve">You have finished the unit on pressure. Now you will write a Final Explanation to answer our Driving Question: "Why did the jerrycan crush itself, and how does the invisible push of fluids move mountains, save lives, and power machines across Kenya?" Answer each section in the space under its prompt. Use evidence from your lessons, your Driving Question Board, your cumulative model and your calculations. Where a prompt asks for a calculation, show the formula, the substitution and the unit. Where a prompt asks for a diagram, label every arrow. Write in full sentences and use the words: pressure, force, area, atmospheric pressure, density, depth, Pascal's Principle.</w:t>
+              <w:t xml:space="preserve">You have finished all 9 lessons on pressure. Now you will write your own Final Explanation of the driving question: Why does a sharp knife cut better than a blunt knife when using the same force? Answer each section in the space below it. Use numbers with their units, and use evidence from your lessons and your Driving Question Board. Use g = 10 N/kg. Remember to say what is the same and what is different between the two knives. Write in full sentences.</w:t>
             </w:r>
           </w:p>
         </w:tc>
@@ -285,7 +285,7 @@
                 <w:sz w:val="22"/>
                 <w:szCs w:val="22"/>
               </w:rPr>
-              <w:t xml:space="preserve">Section 1: Why Did the Jerrycan Crush Itself?</w:t>
+              <w:t xml:space="preserve">Part 1: Claim and Evidence from the Kitchen</w:t>
             </w:r>
           </w:p>
         </w:tc>
@@ -319,7 +319,7 @@
                 <w:sz w:val="18"/>
                 <w:szCs w:val="18"/>
               </w:rPr>
-              <w:t xml:space="preserve">In Lesson 1 you watched a sealed, empty 20-litre jerrycan crumple inward after a small amount of air was removed from it, while nobody touched it. Write a complete explanation of why it collapsed. (a) Describe what the air inside and outside the jerrycan was doing BEFORE air was removed and say why the jerrycan stayed intact. (b) Explain what changed when air was removed. (c) A jerrycan is strong enough to carry 20 kg of water every day without deforming, yet this sealed, empty jerrycan collapsed. Explain how both facts can be true. (d) Draw and label a pressure-balance diagram showing the jerrycan before and after air removal. (e) Use evidence from the collapsing tin (Lesson 4), the Magdeburg Hemispheres and the mercury barometer.</w:t>
+              <w:t xml:space="preserve">Mama Wanjiru in Kisumu pushes with the same force on a sharp knife (edge 0.1 mm thick) and a blunt knife (edge 1 mm thick). Both knives are the same size and shape and touch the food along a length of 5 cm. (a) Write a claim that answers the driving question. (b) List what is the same and what is different in this situation. (c) Give the force value and what happened with each knife.</w:t>
             </w:r>
           </w:p>
         </w:tc>
@@ -351,7 +351,7 @@
                 <w:sz w:val="18"/>
                 <w:szCs w:val="18"/>
               </w:rPr>
-              <w:t xml:space="preserve">(a) Before air was removed, the air inside pushed outward on the walls and the atmosphere outside pushed inward on the walls. The pressures were equal (P_outside = P_inside), so the net force on each wall was zero and the jerrycan kept its shape. (b) When air was removed, the pressure inside fell. Atmospheric pressure outside, about 101.3 kPa (101,325 Pa) at sea level, stayed the same, so P_outside &gt; P_inside. The unbalanced net inward force on every wall is F = ΔP × A, because pressure is force per unit area (P = F/A). This pushed the flexible plastic walls inward on all sides. When the cap was opened, air rushed back in, the pressures balanced again and the jerrycan partly recovered. (c) Both facts are true because the jerrycan is not weak. Carrying 20 kg of water is a different kind of load: the water's weight is carried mainly by the base and handle, and the water pushes outward on the walls, so the walls are not squeezed inward. The plastic is strong against that load. In the sealed, empty jerrycan, removing air lowered the inside pressure, so the atmosphere pushed inward on every wall with nothing balancing it. The atmosphere is very powerful because it is a fluid with weight, and it pushes in ALL directions on every surface. The jerrycan collapsed not because it was weak, but because the usual balance of pressures was lost. (d) Diagram: Before: equal arrows pointing inward (outside air) and outward (inside air) on every wall, labelled P_outside = P_inside, net force = 0. After: long arrows pointing inward from outside, short arrows pointing outward from inside, labelled P_outside &gt; P_inside, net force inward. (e) Evidence: the metal tin was sealed after steam had been generated inside and then cooled in cold water, and it imploded dramatically. This was a replay of the jerrycan event: the tin collapsed because the pressure inside became lower than the atmospheric pressure outside, so the net force from the atmosphere was inward. The Magdeburg Hemispheres could not be pulled apart by teams of horses because the atmosphere pushed them together once the air inside was removed. The mercury barometer holds up about 760 mm of mercury using atmospheric pressure alone. Together these show that atmospheric pressure is real, large and acts in all directions.</w:t>
+              <w:t xml:space="preserve">(a) Claim: The sharp knife cuts and the blunt knife only squashes because the sharp edge touches the food over a much smaller area, so it gives a much greater pressure. Same force, different area. The difference between the knives is the area, not the force. (b) Same: the person (Mama Wanjiru), the force of 40 N, the food (tomato, nyama choma), and the size and shape of the knives. Different: the edge thickness (0.1 mm for the sharp knife, 1 mm for the blunt knife) and the result. (c) Both knives were pushed with 40 N. The sharp knife sliced easily through the tomato and nyama choma. The blunt knife barely cut and only squashed the food.)</w:t>
             </w:r>
           </w:p>
         </w:tc>
@@ -412,7 +412,7 @@
                 <w:sz w:val="22"/>
                 <w:szCs w:val="22"/>
               </w:rPr>
-              <w:t xml:space="preserve">Section 2: Why Don't Our Bodies Get Crushed?</w:t>
+              <w:t xml:space="preserve">Part 2: Calculating the Pressure Under Each Knife</w:t>
             </w:r>
           </w:p>
         </w:tc>
@@ -446,7 +446,7 @@
                 <w:sz w:val="18"/>
                 <w:szCs w:val="18"/>
               </w:rPr>
-              <w:t xml:space="preserve">Atmospheric pressure acts on your body all the time, yet you are not crushed. (a) Using what you learned about pressure balance, explain why not. (b) Explain what is the same and what is different between your body and the jerrycan after air was removed. (c) Explain why atmospheric pressure is described as acting in ALL directions, and give one piece of evidence from our lessons.</w:t>
+              <w:t xml:space="preserve">Use P = F/A to explain the knives with numbers. (a) Change each edge thickness to metres and find the contact area of each knife (contact length 0.05 m). (b) Calculate the pressure under each knife and give your answers in MPa. (c) Compare the two areas and the two pressures. How many times larger or smaller is each? (d) Tomato skin and nyama choma give way at about 2 MPa. Use this value to explain what happens with each knife.</w:t>
             </w:r>
           </w:p>
         </w:tc>
@@ -478,7 +478,7 @@
                 <w:sz w:val="18"/>
                 <w:szCs w:val="18"/>
               </w:rPr>
-              <w:t xml:space="preserve">(a) Our bodies are filled with fluids and tissues that push outward with a pressure equal to the atmospheric pressure pushing inward. The pressures are balanced, so the net force on our body surfaces is zero and we are not crushed. (b) Same: the same atmospheric pressure, about 101.3 kPa, acts on both. Different: for the body the inside pushes back equally, whereas in the jerrycan the inside pressure was lowered, so P_outside &gt; P_inside and the net force pushed the walls inward. (c) The atmosphere is a fluid, and pressure in a fluid pushes on a surface from every side, not only from above. Evidence: the jerrycan crumpled inward on ALL sides, and the Magdeburg Hemispheres were held together by air pushing on them from all directions.</w:t>
+              <w:t xml:space="preserve">(a) Sharp knife: 0.1 mm = 0.0001 m, so A = 0.05 x 0.0001 = 0.000005 m2 = 5 x 10^-6 m2. Blunt knife: 1 mm = 0.001 m, so A = 0.05 x 0.001 = 0.00005 m2 = 5 x 10^-5 m2. (b) Sharp: P = F/A = 40 / 0.000005 = 8,000,000 Pa = 8 MPa. Blunt: P = 40 / 0.00005 = 800,000 Pa = 0.8 MPa. (c) The sharp edge has 10 times less area than the blunt edge, and it gives 10 times more pressure (8 MPa compared with 0.8 MPa). For a constant force, a smaller area gives a larger pressure. (d) The sharp knife's pressure of 8 MPa is greater than 2 MPa, so the tomato and meat give way and are cut. The blunt knife's pressure of 0.8 MPa is less than 2 MPa, so the food does not give way and is only squashed.)</w:t>
             </w:r>
           </w:p>
         </w:tc>
@@ -539,7 +539,7 @@
                 <w:sz w:val="22"/>
                 <w:szCs w:val="22"/>
               </w:rPr>
-              <w:t xml:space="preserve">Section 3: Pressure in Liquids and Kenyan Structures</w:t>
+              <w:t xml:space="preserve">Part 3: Testing the Idea with Other Evidence</w:t>
             </w:r>
           </w:p>
         </w:tc>
@@ -573,7 +573,7 @@
                 <w:sz w:val="18"/>
                 <w:szCs w:val="18"/>
               </w:rPr>
-              <w:t xml:space="preserve">In Lessons 3, 6 and 8 you investigated liquid pressure. (a) State the three factors that control liquid pressure and describe the evidence from the water-jet bottle investigations that showed how depth and density matter. (b) Write the formula and calculate the pressure at the base of the Sasumua Dam reservoir (depth about 40 m, fresh water density 1000 kg/m³, g = 10 N/kg). (c) Calculate the pressure due to the seawater on a diver at 10 m depth in the Indian Ocean off Mombasa (seawater density 1025 kg/m³). (d) Compare your answers in (b) and (c) with atmospheric pressure. What does the comparison tell you about the design of the Sasumua Dam wall?</w:t>
+              <w:t xml:space="preserve">Use evidence from your earlier lessons to show that the area-pressure idea works beyond the knives. (a) In the brick-on-flour test, the same 2 kg brick (weight 20 N) was placed on its large face (0.02 m2) and its small face (0.005 m2). Calculate the pressure for each face and say which face sank deepest. (b) A camel (4,000 N, total foot area 0.2 m2) and a 60 kg student (600 N, total shoe area 0.04 m2) stand on sand. Calculate each pressure and explain why the much heavier camel does not sink much more than the student.</w:t>
             </w:r>
           </w:p>
         </w:tc>
@@ -605,7 +605,7 @@
                 <w:sz w:val="18"/>
                 <w:szCs w:val="18"/>
               </w:rPr>
-              <w:t xml:space="preserve">(a) Liquid pressure depends on depth (h), the density of the liquid (ρ) and gravitational field strength (g). In the bottle investigation, the deepest hole made the water jet travel the farthest, so pressure increases with depth. The salt-water jet travelled farther than the fresh-water jet from the same depth, so a denser liquid gives more pressure. (b) P = ρgh = 1000 × 10 × 40 = 400,000 Pa (400 kPa). (c) P = ρgh = 1025 × 10 × 10 = 102,500 Pa. (d) Atmospheric pressure is about 100,000 Pa (101,325 Pa). The 102,500 Pa from the seawater alone at 10 m is about the same size as the whole atmosphere that crushed the jerrycan (in fresh water, 10 m of depth gives about 100,000 Pa). A diver also has the atmosphere pushing on the water surface, so the total pressure on the diver is about 203,825 Pa. At the base of Sasumua Dam the pressure due to the water alone (400,000 Pa) is about four times atmospheric pressure. Because pressure increases with depth, the force on the dam wall is greatest at the bottom, so engineers must use calculated pressure values to choose a wall strong enough, especially near the base, and not rely on rough guesses.</w:t>
+              <w:t xml:space="preserve">(a) Large face: P = 20 / 0.02 = 1,000 Pa. Small face: P = 20 / 0.005 = 4,000 Pa. The weight (20 N) is the same on each face, but the small face has the smaller area and the greater pressure, so it made the deepest dent in the flour. (b) Camel: P = 4,000 / 0.2 = 20,000 Pa = 20 kPa. Student: P = 600 / 0.04 = 15,000 Pa = 15 kPa. The camel is about 6.7 times heavier (4,000 N compared with 600 N), but its weight is spread over a larger area, so its pressure (20 kPa) is only a little larger than the student's (15 kPa). This is the same idea as the knives: pressure depends on force and area together, not on force alone.)</w:t>
             </w:r>
           </w:p>
         </w:tc>
@@ -666,7 +666,7 @@
                 <w:sz w:val="22"/>
                 <w:szCs w:val="22"/>
               </w:rPr>
-              <w:t xml:space="preserve">Section 4: Pascal's Principle and Hydraulic Machines</w:t>
+              <w:t xml:space="preserve">Part 4: Pressure in Fluids and Its Uses</w:t>
             </w:r>
           </w:p>
         </w:tc>
@@ -700,7 +700,7 @@
                 <w:sz w:val="18"/>
                 <w:szCs w:val="18"/>
               </w:rPr>
-              <w:t xml:space="preserve">In Lessons 5 and 7 you used connected syringes and watched a hydraulic car lift in a Nairobi garage. (a) State Pascal's Principle in your own words. (b) Explain how a small force on a small piston can lift a heavy vehicle such as a Toyota Noah. (c) A small piston has an area of 5 cm² and you push it with a force of 40 N. The large piston has an area of 500 cm². Calculate the force on the large piston. (d) Name two other Kenyan hydraulic machines we studied. (e) Explain why removing air bubbles from the syringe system was important.</w:t>
+              <w:t xml:space="preserve">The knife idea can be extended to fluids. (a) Water in a dam is 30 m deep. Use P = ρgh (water density 1,000 kg/m3) to calculate the pressure at the base and at 10 m depth. Explain why a dam wall is built thicker at the bottom. (b) In the glass-with-cardboard test, the glass mouth has area 0.004 m2, the atmospheric pressure is 101 kPa, and the water weighs 2.5 N. Calculate the upward force of the air and explain what it shows. (c) In a hydraulic jack, a 50 N effort acts on a piston of 5 cm2 and the large piston has 100 cm2. Find the pressure and the load force, and say how the idea differs from the knives.</w:t>
             </w:r>
           </w:p>
         </w:tc>
@@ -732,7 +732,7 @@
                 <w:sz w:val="18"/>
                 <w:szCs w:val="18"/>
               </w:rPr>
-              <w:t xml:space="preserve">(a) Pressure applied to an enclosed (confined) fluid is transmitted equally and undiminished in all directions. (b) Pushing the small piston creates a pressure P = F₁/A₁. This pressure is transmitted through the fluid to the large piston, where the same pressure acts on a much larger area, so F₂ = P × A₂ is much larger than F₁. The machine multiplies force by using a large output area and a small input area. (c) F₁/A₁ = F₂/A₂, so F₂ = F₁ × A₂/A₁ = 40 × 500/5 = 4,000 N. (d) Matatu brake systems and the sugarcane presses in Mumias (also hospital beds at Kenyatta National Hospital). (e) Air bubbles can be squashed, so some of the push would be used compressing air instead of being transmitted through the fluid. Removing them lets the pressure transmit reliably.</w:t>
+              <w:t xml:space="preserve">(a) At the base: P = ρgh = 1,000 x 10 x 30 = 300,000 Pa = 300 kPa. At 10 m: P = 1,000 x 10 x 10 = 100,000 Pa = 100 kPa. Liquid pressure increases with depth because there is more water weight above, so the wall must withstand 300 kPa at the base compared with 100 kPa higher up. That is why it is thicker at the bottom. (b) F = P x A = 101,000 x 0.004 = 404 N upward. This is much larger than the 2.5 N weight of the water, so the cardboard stays in place. Air has weight and so exerts atmospheric pressure on every surface. (c) Small piston area = 5 cm2 = 0.0005 m2, so P = 50 / 0.0005 = 100,000 Pa = 100 kPa. This pressure is transmitted equally through the enclosed fluid (Pascal's principle). Large piston area = 100 cm2 = 0.01 m2, so F = 100,000 x 0.01 = 1,000 N, which is 20 times 50 N. With the knives the force was the same and the area differed, giving different pressures. With the jack the pressure is the same and the area differs, giving different forces. In both cases, area is the key.)</w:t>
             </w:r>
           </w:p>
         </w:tc>
@@ -793,7 +793,7 @@
                 <w:sz w:val="22"/>
                 <w:szCs w:val="22"/>
               </w:rPr>
-              <w:t xml:space="preserve">Section 5: Putting It All Together</w:t>
+              <w:t xml:space="preserve">Part 5: Final Explanation and Model Revision</w:t>
             </w:r>
           </w:p>
         </w:tc>
@@ -827,7 +827,7 @@
                 <w:sz w:val="18"/>
                 <w:szCs w:val="18"/>
               </w:rPr>
-              <w:t xml:space="preserve">Write a final answer to the Driving Question: "Why did the jerrycan crush itself, and how does the invisible push of fluids move mountains, save lives, and power machines across Kenya?" (a) Say how the jerrycan collapse is DIFFERENT from a hydraulic machine, and say what they have in common. (b) Choose TWO Kenyan examples (for instance a dam, a diver, a matatu brake, a syringe or the Kenya Meteorological Department barometer) and explain which pressure idea each uses. (c) Name one question from our Driving Question Board that you can now answer, and one that is still open.</w:t>
+              <w:t xml:space="preserve">Write your Final Explanation of the driving question as a claim, evidence and reasoning paragraph. Use the numbers from the knives. Then look back at your first model from Lesson 1: say what you had right, what you had to add or change, and which lessons helped you do this.</w:t>
             </w:r>
           </w:p>
         </w:tc>
@@ -859,7 +859,7 @@
                 <w:sz w:val="18"/>
                 <w:szCs w:val="18"/>
               </w:rPr>
-              <w:t xml:space="preserve">(a) Different: the jerrycan collapsed because of an uncontrolled pressure difference (P_outside &gt; P_inside) that produced a net inward force, F = ΔP × A. A hydraulic machine uses a controlled transmission of pressure through an enclosed fluid. Common: both depend on pressure being force per unit area (P = F/A), and both involve fluids pushing on surfaces. (b) Example 1: Sasumua Dam uses liquid pressure, P = ρgh. Pressure is greatest at the base, so the wall must be strongest there. Example 2: matatu hydraulic brakes use Pascal's Principle. The driver's small force on the brake pedal creates pressure that is transmitted equally through the brake fluid to larger pistons, which multiplies the force and stops the vehicle. (Other valid examples: the Mombasa diver feels P = ρgh rising with depth; the KMD barometer measures atmospheric pressure of about 101.3 kPa.) (c) Answered: why did the jerrycan crush? Because removing air made the atmospheric pressure outside greater than the pressure inside. Open (future inquiry): a valid example is how atmospheric pressure changes with altitude, or how pressure behaves in moving fluids. Unanswered questions are not failures but the starting point of future inquiry.</w:t>
+              <w:t xml:space="preserve">Claim: The sharp knife cuts better than the blunt knife because its thin edge has a smaller contact area, so it gives a greater pressure. Same force, different area. Evidence: Mama Wanjiru pushes with the same force of 40 N on both knives. The sharp edge (0.1 mm) has an area of 5 x 10^-6 m2 and the blunt edge (1 mm) has 5 x 10^-5 m2. The pressures are 8 MPa for the sharp knife and 0.8 MPa for the blunt knife, so the sharp knife gives 10 times more pressure. Reasoning: Pressure is force acting at right angles per unit area, P = F/A. With the force constant, a smaller area gives a larger pressure. Tomato and meat give way at about 2 MPa. The sharp knife's 8 MPa is above this, so it cuts. The blunt knife's 0.8 MPa is below it, so the food is only squashed. The difference between the knives is the area, not the force. Model revision: In Lesson 1 my model said the sharp knife has a thinner edge and touches in a smaller place. That idea was right. I added the definition P = F/A and the brick results (Lesson 2), the knife calculations with the numbers and 2 MPa value (Lesson 3), and later the ideas about liquids, air and hydraulics that showed pressure, not just force, decides the effect. I also learned that the air pushes equally on both knives, so it does not explain the difference.)</w:t>
             </w:r>
           </w:p>
         </w:tc>
@@ -1086,7 +1086,7 @@
                 <w:sz w:val="18"/>
                 <w:szCs w:val="18"/>
               </w:rPr>
-              <w:t xml:space="preserve">Explaining the anchoring phenomenon (jerrycan)</w:t>
+              <w:t xml:space="preserve">Claim and use of the key idea (same force, different area)</w:t>
             </w:r>
           </w:p>
         </w:tc>
@@ -1118,7 +1118,7 @@
                 <w:sz w:val="18"/>
                 <w:szCs w:val="18"/>
               </w:rPr>
-              <w:t xml:space="preserve">Clearly explains the pressure imbalance before and after air removal, uses P_outside and P_inside, links to net force (F = ΔP × A), and uses a correct, fully labelled diagram with evidence from the tin, the Magdeburg Hemispheres and the barometer.</w:t>
+              <w:t xml:space="preserve">States a clear claim that the difference is the area, not the force, uses the words 'same force, different area', and links pressure to force and area correctly.</w:t>
             </w:r>
           </w:p>
         </w:tc>
@@ -1150,7 +1150,7 @@
                 <w:sz w:val="18"/>
                 <w:szCs w:val="18"/>
               </w:rPr>
-              <w:t xml:space="preserve">Explains that outside pressure became greater than inside pressure and the jerrycan was crushed, with a diagram and some evidence, but with minor gaps in reasoning or labelling.</w:t>
+              <w:t xml:space="preserve">States that area is different and pressure is greater for the sharp knife, but the idea that force is the same is missing or unclear.</w:t>
             </w:r>
           </w:p>
         </w:tc>
@@ -1182,7 +1182,7 @@
                 <w:sz w:val="18"/>
                 <w:szCs w:val="18"/>
               </w:rPr>
-              <w:t xml:space="preserve">States that the air crushed the jerrycan without explaining the pressure difference or the balanced state before, or gives little or no evidence.</w:t>
+              <w:t xml:space="preserve">Claim is missing, or says the sharp knife uses more force, or gives no link to pressure.</w:t>
             </w:r>
           </w:p>
         </w:tc>
@@ -1216,7 +1216,7 @@
                 <w:sz w:val="18"/>
                 <w:szCs w:val="18"/>
               </w:rPr>
-              <w:t xml:space="preserve">Use of formulas and calculations</w:t>
+              <w:t xml:space="preserve">Calculations and units</w:t>
             </w:r>
           </w:p>
         </w:tc>
@@ -1248,7 +1248,7 @@
                 <w:sz w:val="18"/>
                 <w:szCs w:val="18"/>
               </w:rPr>
-              <w:t xml:space="preserve">Correctly selects P = F/A, P = ρgh and F₁/A₁ = F₂/A₂, shows substitution and units, and obtains 400,000 Pa, 102,500 Pa and 4,000 N.</w:t>
+              <w:t xml:space="preserve">All areas and pressures are correct (5 x 10^-6 m2, 5 x 10^-5 m2, 8 MPa, 0.8 MPa) with correct unit conversions and units throughout the other calculations.</w:t>
             </w:r>
           </w:p>
         </w:tc>
@@ -1280,7 +1280,7 @@
                 <w:sz w:val="18"/>
                 <w:szCs w:val="18"/>
               </w:rPr>
-              <w:t xml:space="preserve">Uses the correct formulas with mostly correct answers, with minor errors in units or in showing the working.</w:t>
+              <w:t xml:space="preserve">Method is correct but there is one small error in conversion or units.</w:t>
             </w:r>
           </w:p>
         </w:tc>
@@ -1312,7 +1312,7 @@
                 <w:sz w:val="18"/>
                 <w:szCs w:val="18"/>
               </w:rPr>
-              <w:t xml:space="preserve">Chooses incorrect formulas or makes major errors, or gives answers without working or units.</w:t>
+              <w:t xml:space="preserve">Several errors or missing units, or P = F/A is not used correctly.</w:t>
             </w:r>
           </w:p>
         </w:tc>
@@ -1346,7 +1346,7 @@
                 <w:sz w:val="18"/>
                 <w:szCs w:val="18"/>
               </w:rPr>
-              <w:t xml:space="preserve">Use of evidence from lessons</w:t>
+              <w:t xml:space="preserve">Use of evidence and threshold reasoning</w:t>
             </w:r>
           </w:p>
         </w:tc>
@@ -1378,7 +1378,7 @@
                 <w:sz w:val="18"/>
                 <w:szCs w:val="18"/>
               </w:rPr>
-              <w:t xml:space="preserve">Draws specifically on the water-jet investigations, the collapsing tin, the Magdeburg Hemispheres, the barometer, the syringes and the car lift to support each claim.</w:t>
+              <w:t xml:space="preserve">Compares 8 MPa and 0.8 MPa with the 2 MPa value to explain cutting versus squashing, and supports the idea with evidence from the brick, camel and other lessons.</w:t>
             </w:r>
           </w:p>
         </w:tc>
@@ -1410,7 +1410,7 @@
                 <w:sz w:val="18"/>
                 <w:szCs w:val="18"/>
               </w:rPr>
-              <w:t xml:space="preserve">Refers to some lesson evidence to support most claims.</w:t>
+              <w:t xml:space="preserve">Uses the knife numbers but uses the 2 MPa value or other lessons' evidence only partly.</w:t>
             </w:r>
           </w:p>
         </w:tc>
@@ -1442,7 +1442,7 @@
                 <w:sz w:val="18"/>
                 <w:szCs w:val="18"/>
               </w:rPr>
-              <w:t xml:space="preserve">Makes claims with little or no reference to lesson evidence.</w:t>
+              <w:t xml:space="preserve">Gives little or no evidence, or does not use the 2 MPa value.</w:t>
             </w:r>
           </w:p>
         </w:tc>
@@ -1476,7 +1476,7 @@
                 <w:sz w:val="18"/>
                 <w:szCs w:val="18"/>
               </w:rPr>
-              <w:t xml:space="preserve">Connecting concepts and Kenyan applications</w:t>
+              <w:t xml:space="preserve">Extension to liquids, air and hydraulics</w:t>
             </w:r>
           </w:p>
         </w:tc>
@@ -1508,7 +1508,7 @@
                 <w:sz w:val="18"/>
                 <w:szCs w:val="18"/>
               </w:rPr>
-              <w:t xml:space="preserve">Distinguishes uncontrolled pressure difference from controlled pressure transmission, links atmospheric pressure, liquid pressure and Pascal's Principle, and explains two Kenyan examples accurately.</w:t>
+              <w:t xml:space="preserve">Correctly calculates and explains dam pressure, the air force on the glass and the jack, and clearly contrasts the jack (same pressure, different area) with the knives.</w:t>
             </w:r>
           </w:p>
         </w:tc>
@@ -1540,7 +1540,7 @@
                 <w:sz w:val="18"/>
                 <w:szCs w:val="18"/>
               </w:rPr>
-              <w:t xml:space="preserve">Links most concepts and explains at least one Kenyan example accurately.</w:t>
+              <w:t xml:space="preserve">Calculates most of these correctly but explanations are brief or the contrast with the knives is weak.</w:t>
             </w:r>
           </w:p>
         </w:tc>
@@ -1572,7 +1572,7 @@
                 <w:sz w:val="18"/>
                 <w:szCs w:val="18"/>
               </w:rPr>
-              <w:t xml:space="preserve">Treats ideas separately, with applications that are missing or inaccurate.</w:t>
+              <w:t xml:space="preserve">Calculations or explanations are mostly missing or incorrect.</w:t>
             </w:r>
           </w:p>
         </w:tc>
@@ -1606,7 +1606,7 @@
                 <w:sz w:val="18"/>
                 <w:szCs w:val="18"/>
               </w:rPr>
-              <w:t xml:space="preserve">Scientific communication</w:t>
+              <w:t xml:space="preserve">Model revision and communication</w:t>
             </w:r>
           </w:p>
         </w:tc>
@@ -1638,7 +1638,7 @@
                 <w:sz w:val="18"/>
                 <w:szCs w:val="18"/>
               </w:rPr>
-              <w:t xml:space="preserve">Writes clear, logical, complete sentences with correct terms (pressure, force, area, density, depth, Pascal's Principle) and reflects thoughtfully on the Driving Question Board.</w:t>
+              <w:t xml:space="preserve">Compares the Lesson 1 model with the final model, naming what stayed, what changed and which lessons caused it, in clear organised sentences.</w:t>
             </w:r>
           </w:p>
         </w:tc>
@@ -1670,7 +1670,7 @@
                 <w:sz w:val="18"/>
                 <w:szCs w:val="18"/>
               </w:rPr>
-              <w:t xml:space="preserve">Writes generally clear explanations with mostly correct scientific terms.</w:t>
+              <w:t xml:space="preserve">Describes some changes to the model but with few links to lessons.</w:t>
             </w:r>
           </w:p>
         </w:tc>
@@ -1702,7 +1702,7 @@
                 <w:sz w:val="18"/>
                 <w:szCs w:val="18"/>
               </w:rPr>
-              <w:t xml:space="preserve">Writing is unclear or incomplete, with frequent misuse of terms.</w:t>
+              <w:t xml:space="preserve">Does not compare the models or the writing is unclear.</w:t>
             </w:r>
           </w:p>
         </w:tc>
@@ -1826,7 +1826,7 @@
         </w:rPr>
         <w:t xml:space="preserve">© 2026 SeaVuria and ARES. This work is licensed under a </w:t>
       </w:r>
-      <w:hyperlink w:history="1" r:id="rIdtz-jtfjux0ojq6hereozu">
+      <w:hyperlink w:history="1" r:id="rIdytp1dno9k1j9iy0_behlw">
         <w:r>
           <w:rPr>
             <w:rFonts w:ascii="Arial" w:cs="Arial" w:eastAsia="Arial" w:hAnsi="Arial"/>
@@ -1846,7 +1846,7 @@
         </w:rPr>
         <w:t xml:space="preserve"> (</w:t>
       </w:r>
-      <w:hyperlink w:history="1" r:id="rId6mhl4-cbt8qcwd4qluauj">
+      <w:hyperlink w:history="1" r:id="rIdagcau74hvt19iwbut-ofu">
         <w:r>
           <w:rPr>
             <w:rFonts w:ascii="Arial" w:cs="Arial" w:eastAsia="Arial" w:hAnsi="Arial"/>
@@ -1866,7 +1866,7 @@
         </w:rPr>
         <w:t xml:space="preserve">). To view a copy of this license, visit </w:t>
       </w:r>
-      <w:hyperlink w:history="1" r:id="rIdzcnyusopsjo3syrrmymnt">
+      <w:hyperlink w:history="1" r:id="rIdeoxvtmlp2fmouzwnlrrej">
         <w:r>
           <w:rPr>
             <w:rFonts w:ascii="Arial" w:cs="Arial" w:eastAsia="Arial" w:hAnsi="Arial"/>

--- a/data/outputs/v2/Physics/SS1.1_Pressure/Physics_Pressure_FinalExplanation_TeacherKey.docx
+++ b/data/outputs/v2/Physics/SS1.1_Pressure/Physics_Pressure_FinalExplanation_TeacherKey.docx
@@ -4,6 +4,7 @@
   <w:body>
     <w:p>
       <w:pPr>
+        <w:keepNext w:val="false"/>
         <w:spacing w:after="30" w:before="0"/>
         <w:jc w:val="center"/>
       </w:pPr>
@@ -23,6 +24,7 @@
     </w:p>
     <w:p>
       <w:pPr>
+        <w:keepNext w:val="false"/>
         <w:spacing w:after="60" w:before="0"/>
         <w:jc w:val="center"/>
       </w:pPr>
@@ -81,6 +83,7 @@
           </w:tcPr>
           <w:p>
             <w:pPr>
+              <w:keepNext w:val="false"/>
               <w:spacing w:after="40" w:before="0"/>
               <w:jc w:val="center"/>
             </w:pPr>
@@ -116,6 +119,7 @@
           </w:tcPr>
           <w:p>
             <w:pPr>
+              <w:keepNext w:val="false"/>
               <w:spacing w:after="40" w:before="0"/>
               <w:jc w:val="center"/>
             </w:pPr>
@@ -176,6 +180,7 @@
           </w:tcPr>
           <w:p>
             <w:pPr>
+              <w:keepNext w:val="false"/>
               <w:spacing w:after="40" w:before="0"/>
               <w:jc w:val="center"/>
             </w:pPr>
@@ -210,6 +215,7 @@
           </w:tcPr>
           <w:p>
             <w:pPr>
+              <w:keepNext w:val="false"/>
               <w:spacing w:after="40" w:before="0"/>
               <w:jc w:val="left"/>
             </w:pPr>
@@ -271,6 +277,7 @@
           </w:tcPr>
           <w:p>
             <w:pPr>
+              <w:keepNext/>
               <w:spacing w:after="40" w:before="0"/>
               <w:jc w:val="center"/>
             </w:pPr>
@@ -305,6 +312,7 @@
           </w:tcPr>
           <w:p>
             <w:pPr>
+              <w:keepNext w:val="false"/>
               <w:spacing w:after="40" w:before="0"/>
               <w:jc w:val="left"/>
             </w:pPr>
@@ -337,6 +345,7 @@
           </w:tcPr>
           <w:p>
             <w:pPr>
+              <w:keepNext w:val="false"/>
               <w:spacing w:after="40" w:before="0"/>
               <w:jc w:val="left"/>
             </w:pPr>
@@ -398,6 +407,7 @@
           </w:tcPr>
           <w:p>
             <w:pPr>
+              <w:keepNext/>
               <w:spacing w:after="40" w:before="0"/>
               <w:jc w:val="center"/>
             </w:pPr>
@@ -432,6 +442,7 @@
           </w:tcPr>
           <w:p>
             <w:pPr>
+              <w:keepNext w:val="false"/>
               <w:spacing w:after="40" w:before="0"/>
               <w:jc w:val="left"/>
             </w:pPr>
@@ -464,6 +475,7 @@
           </w:tcPr>
           <w:p>
             <w:pPr>
+              <w:keepNext w:val="false"/>
               <w:spacing w:after="40" w:before="0"/>
               <w:jc w:val="left"/>
             </w:pPr>
@@ -525,6 +537,7 @@
           </w:tcPr>
           <w:p>
             <w:pPr>
+              <w:keepNext/>
               <w:spacing w:after="40" w:before="0"/>
               <w:jc w:val="center"/>
             </w:pPr>
@@ -559,6 +572,7 @@
           </w:tcPr>
           <w:p>
             <w:pPr>
+              <w:keepNext w:val="false"/>
               <w:spacing w:after="40" w:before="0"/>
               <w:jc w:val="left"/>
             </w:pPr>
@@ -591,6 +605,7 @@
           </w:tcPr>
           <w:p>
             <w:pPr>
+              <w:keepNext w:val="false"/>
               <w:spacing w:after="40" w:before="0"/>
               <w:jc w:val="left"/>
             </w:pPr>
@@ -652,6 +667,7 @@
           </w:tcPr>
           <w:p>
             <w:pPr>
+              <w:keepNext/>
               <w:spacing w:after="40" w:before="0"/>
               <w:jc w:val="center"/>
             </w:pPr>
@@ -686,6 +702,7 @@
           </w:tcPr>
           <w:p>
             <w:pPr>
+              <w:keepNext w:val="false"/>
               <w:spacing w:after="40" w:before="0"/>
               <w:jc w:val="left"/>
             </w:pPr>
@@ -718,6 +735,7 @@
           </w:tcPr>
           <w:p>
             <w:pPr>
+              <w:keepNext w:val="false"/>
               <w:spacing w:after="40" w:before="0"/>
               <w:jc w:val="left"/>
             </w:pPr>
@@ -779,6 +797,7 @@
           </w:tcPr>
           <w:p>
             <w:pPr>
+              <w:keepNext/>
               <w:spacing w:after="40" w:before="0"/>
               <w:jc w:val="center"/>
             </w:pPr>
@@ -813,6 +832,7 @@
           </w:tcPr>
           <w:p>
             <w:pPr>
+              <w:keepNext w:val="false"/>
               <w:spacing w:after="40" w:before="0"/>
               <w:jc w:val="left"/>
             </w:pPr>
@@ -845,6 +865,7 @@
           </w:tcPr>
           <w:p>
             <w:pPr>
+              <w:keepNext w:val="false"/>
               <w:spacing w:after="40" w:before="0"/>
               <w:jc w:val="left"/>
             </w:pPr>
@@ -908,6 +929,7 @@
           </w:tcPr>
           <w:p>
             <w:pPr>
+              <w:keepNext w:val="false"/>
               <w:spacing w:after="40" w:before="0"/>
               <w:jc w:val="center"/>
             </w:pPr>
@@ -942,6 +964,7 @@
           </w:tcPr>
           <w:p>
             <w:pPr>
+              <w:keepNext w:val="false"/>
               <w:spacing w:after="40" w:before="0"/>
               <w:jc w:val="left"/>
             </w:pPr>
@@ -974,6 +997,7 @@
           </w:tcPr>
           <w:p>
             <w:pPr>
+              <w:keepNext w:val="false"/>
               <w:spacing w:after="40" w:before="0"/>
               <w:jc w:val="left"/>
             </w:pPr>
@@ -1006,6 +1030,7 @@
           </w:tcPr>
           <w:p>
             <w:pPr>
+              <w:keepNext w:val="false"/>
               <w:spacing w:after="40" w:before="0"/>
               <w:jc w:val="left"/>
             </w:pPr>
@@ -1038,6 +1063,7 @@
           </w:tcPr>
           <w:p>
             <w:pPr>
+              <w:keepNext w:val="false"/>
               <w:spacing w:after="40" w:before="0"/>
               <w:jc w:val="left"/>
             </w:pPr>
@@ -1072,6 +1098,7 @@
           </w:tcPr>
           <w:p>
             <w:pPr>
+              <w:keepNext w:val="false"/>
               <w:spacing w:after="40" w:before="0"/>
               <w:jc w:val="left"/>
             </w:pPr>
@@ -1104,6 +1131,7 @@
           </w:tcPr>
           <w:p>
             <w:pPr>
+              <w:keepNext w:val="false"/>
               <w:spacing w:after="40" w:before="0"/>
               <w:jc w:val="left"/>
             </w:pPr>
@@ -1136,6 +1164,7 @@
           </w:tcPr>
           <w:p>
             <w:pPr>
+              <w:keepNext w:val="false"/>
               <w:spacing w:after="40" w:before="0"/>
               <w:jc w:val="left"/>
             </w:pPr>
@@ -1168,6 +1197,7 @@
           </w:tcPr>
           <w:p>
             <w:pPr>
+              <w:keepNext w:val="false"/>
               <w:spacing w:after="40" w:before="0"/>
               <w:jc w:val="left"/>
             </w:pPr>
@@ -1202,6 +1232,7 @@
           </w:tcPr>
           <w:p>
             <w:pPr>
+              <w:keepNext w:val="false"/>
               <w:spacing w:after="40" w:before="0"/>
               <w:jc w:val="left"/>
             </w:pPr>
@@ -1234,6 +1265,7 @@
           </w:tcPr>
           <w:p>
             <w:pPr>
+              <w:keepNext w:val="false"/>
               <w:spacing w:after="40" w:before="0"/>
               <w:jc w:val="left"/>
             </w:pPr>
@@ -1266,6 +1298,7 @@
           </w:tcPr>
           <w:p>
             <w:pPr>
+              <w:keepNext w:val="false"/>
               <w:spacing w:after="40" w:before="0"/>
               <w:jc w:val="left"/>
             </w:pPr>
@@ -1298,6 +1331,7 @@
           </w:tcPr>
           <w:p>
             <w:pPr>
+              <w:keepNext w:val="false"/>
               <w:spacing w:after="40" w:before="0"/>
               <w:jc w:val="left"/>
             </w:pPr>
@@ -1332,6 +1366,7 @@
           </w:tcPr>
           <w:p>
             <w:pPr>
+              <w:keepNext w:val="false"/>
               <w:spacing w:after="40" w:before="0"/>
               <w:jc w:val="left"/>
             </w:pPr>
@@ -1364,6 +1399,7 @@
           </w:tcPr>
           <w:p>
             <w:pPr>
+              <w:keepNext w:val="false"/>
               <w:spacing w:after="40" w:before="0"/>
               <w:jc w:val="left"/>
             </w:pPr>
@@ -1396,6 +1432,7 @@
           </w:tcPr>
           <w:p>
             <w:pPr>
+              <w:keepNext w:val="false"/>
               <w:spacing w:after="40" w:before="0"/>
               <w:jc w:val="left"/>
             </w:pPr>
@@ -1428,6 +1465,7 @@
           </w:tcPr>
           <w:p>
             <w:pPr>
+              <w:keepNext w:val="false"/>
               <w:spacing w:after="40" w:before="0"/>
               <w:jc w:val="left"/>
             </w:pPr>
@@ -1462,6 +1500,7 @@
           </w:tcPr>
           <w:p>
             <w:pPr>
+              <w:keepNext w:val="false"/>
               <w:spacing w:after="40" w:before="0"/>
               <w:jc w:val="left"/>
             </w:pPr>
@@ -1494,6 +1533,7 @@
           </w:tcPr>
           <w:p>
             <w:pPr>
+              <w:keepNext w:val="false"/>
               <w:spacing w:after="40" w:before="0"/>
               <w:jc w:val="left"/>
             </w:pPr>
@@ -1526,6 +1566,7 @@
           </w:tcPr>
           <w:p>
             <w:pPr>
+              <w:keepNext w:val="false"/>
               <w:spacing w:after="40" w:before="0"/>
               <w:jc w:val="left"/>
             </w:pPr>
@@ -1558,6 +1599,7 @@
           </w:tcPr>
           <w:p>
             <w:pPr>
+              <w:keepNext w:val="false"/>
               <w:spacing w:after="40" w:before="0"/>
               <w:jc w:val="left"/>
             </w:pPr>
@@ -1592,6 +1634,7 @@
           </w:tcPr>
           <w:p>
             <w:pPr>
+              <w:keepNext w:val="false"/>
               <w:spacing w:after="40" w:before="0"/>
               <w:jc w:val="left"/>
             </w:pPr>
@@ -1624,6 +1667,7 @@
           </w:tcPr>
           <w:p>
             <w:pPr>
+              <w:keepNext w:val="false"/>
               <w:spacing w:after="40" w:before="0"/>
               <w:jc w:val="left"/>
             </w:pPr>
@@ -1656,6 +1700,7 @@
           </w:tcPr>
           <w:p>
             <w:pPr>
+              <w:keepNext w:val="false"/>
               <w:spacing w:after="40" w:before="0"/>
               <w:jc w:val="left"/>
             </w:pPr>
@@ -1688,6 +1733,7 @@
           </w:tcPr>
           <w:p>
             <w:pPr>
+              <w:keepNext w:val="false"/>
               <w:spacing w:after="40" w:before="0"/>
               <w:jc w:val="left"/>
             </w:pPr>
@@ -1826,7 +1872,7 @@
         </w:rPr>
         <w:t xml:space="preserve">© 2026 SeaVuria and ARES. This work is licensed under a </w:t>
       </w:r>
-      <w:hyperlink w:history="1" r:id="rIdytp1dno9k1j9iy0_behlw">
+      <w:hyperlink w:history="1" r:id="rIdynilzkf7pl5s9yhembili">
         <w:r>
           <w:rPr>
             <w:rFonts w:ascii="Arial" w:cs="Arial" w:eastAsia="Arial" w:hAnsi="Arial"/>
@@ -1846,7 +1892,7 @@
         </w:rPr>
         <w:t xml:space="preserve"> (</w:t>
       </w:r>
-      <w:hyperlink w:history="1" r:id="rIdagcau74hvt19iwbut-ofu">
+      <w:hyperlink w:history="1" r:id="rIdwjdmcbo1ae3u7i5tkh21i">
         <w:r>
           <w:rPr>
             <w:rFonts w:ascii="Arial" w:cs="Arial" w:eastAsia="Arial" w:hAnsi="Arial"/>
@@ -1866,7 +1912,7 @@
         </w:rPr>
         <w:t xml:space="preserve">). To view a copy of this license, visit </w:t>
       </w:r>
-      <w:hyperlink w:history="1" r:id="rIdeoxvtmlp2fmouzwnlrrej">
+      <w:hyperlink w:history="1" r:id="rIdcpjpzxxpvlofzjlzvx1zn">
         <w:r>
           <w:rPr>
             <w:rFonts w:ascii="Arial" w:cs="Arial" w:eastAsia="Arial" w:hAnsi="Arial"/>

--- a/data/outputs/v2/Physics/SS1.1_Pressure/Physics_Pressure_FinalExplanation_TeacherKey.docx
+++ b/data/outputs/v2/Physics/SS1.1_Pressure/Physics_Pressure_FinalExplanation_TeacherKey.docx
@@ -1872,7 +1872,7 @@
         </w:rPr>
         <w:t xml:space="preserve">© 2026 SeaVuria and ARES. This work is licensed under a </w:t>
       </w:r>
-      <w:hyperlink w:history="1" r:id="rIdynilzkf7pl5s9yhembili">
+      <w:hyperlink w:history="1" r:id="rIdatfcaxtfi_fxnmmhw3amt">
         <w:r>
           <w:rPr>
             <w:rFonts w:ascii="Arial" w:cs="Arial" w:eastAsia="Arial" w:hAnsi="Arial"/>
@@ -1892,7 +1892,7 @@
         </w:rPr>
         <w:t xml:space="preserve"> (</w:t>
       </w:r>
-      <w:hyperlink w:history="1" r:id="rIdwjdmcbo1ae3u7i5tkh21i">
+      <w:hyperlink w:history="1" r:id="rIdlrhsfmhjq2dz_n6q6j8us">
         <w:r>
           <w:rPr>
             <w:rFonts w:ascii="Arial" w:cs="Arial" w:eastAsia="Arial" w:hAnsi="Arial"/>
@@ -1912,7 +1912,7 @@
         </w:rPr>
         <w:t xml:space="preserve">). To view a copy of this license, visit </w:t>
       </w:r>
-      <w:hyperlink w:history="1" r:id="rIdcpjpzxxpvlofzjlzvx1zn">
+      <w:hyperlink w:history="1" r:id="rIdlgjttqjw4zxxdeq5z8bqs">
         <w:r>
           <w:rPr>
             <w:rFonts w:ascii="Arial" w:cs="Arial" w:eastAsia="Arial" w:hAnsi="Arial"/>
